--- a/Zhilina_Alina_lb2/Zhilina_Alina_lb2_PiAA.docx
+++ b/Zhilina_Alina_lb2/Zhilina_Alina_lb2_PiAA.docx
@@ -1,6 +1,6 @@
 
 <file path=word/document.xml><?xml version="1.0" encoding="utf-8"?>
-<w:document xmlns:wpc="http://schemas.microsoft.com/office/word/2010/wordprocessingCanvas" xmlns:mc="http://schemas.openxmlformats.org/markup-compatibility/2006" xmlns:o="urn:schemas-microsoft-com:office:office" xmlns:r="http://schemas.openxmlformats.org/officeDocument/2006/relationships" xmlns:m="http://schemas.openxmlformats.org/officeDocument/2006/math" xmlns:v="urn:schemas-microsoft-com:vml" xmlns:wp14="http://schemas.microsoft.com/office/word/2010/wordprocessingDrawing" xmlns:wp="http://schemas.openxmlformats.org/drawingml/2006/wordprocessingDrawing" xmlns:w10="urn:schemas-microsoft-com:office:word" xmlns:w="http://schemas.openxmlformats.org/wordprocessingml/2006/main" xmlns:w14="http://schemas.microsoft.com/office/word/2010/wordml" xmlns:w15="http://schemas.microsoft.com/office/word/2012/wordml" xmlns:wpg="http://schemas.microsoft.com/office/word/2010/wordprocessingGroup" xmlns:wpi="http://schemas.microsoft.com/office/word/2010/wordprocessingInk" xmlns:wne="http://schemas.microsoft.com/office/word/2006/wordml" xmlns:wps="http://schemas.microsoft.com/office/word/2010/wordprocessingShape" mc:Ignorable="w14 w15 wp14">
+<w:document xmlns:wpc="http://schemas.microsoft.com/office/word/2010/wordprocessingCanvas" xmlns:cx="http://schemas.microsoft.com/office/drawing/2014/chartex" xmlns:cx1="http://schemas.microsoft.com/office/drawing/2015/9/8/chartex" xmlns:cx2="http://schemas.microsoft.com/office/drawing/2015/10/21/chartex" xmlns:cx3="http://schemas.microsoft.com/office/drawing/2016/5/9/chartex" xmlns:cx4="http://schemas.microsoft.com/office/drawing/2016/5/10/chartex" xmlns:cx5="http://schemas.microsoft.com/office/drawing/2016/5/11/chartex" xmlns:cx6="http://schemas.microsoft.com/office/drawing/2016/5/12/chartex" xmlns:cx7="http://schemas.microsoft.com/office/drawing/2016/5/13/chartex" xmlns:cx8="http://schemas.microsoft.com/office/drawing/2016/5/14/chartex" xmlns:mc="http://schemas.openxmlformats.org/markup-compatibility/2006" xmlns:aink="http://schemas.microsoft.com/office/drawing/2016/ink" xmlns:am3d="http://schemas.microsoft.com/office/drawing/2017/model3d" xmlns:o="urn:schemas-microsoft-com:office:office" xmlns:r="http://schemas.openxmlformats.org/officeDocument/2006/relationships" xmlns:m="http://schemas.openxmlformats.org/officeDocument/2006/math" xmlns:v="urn:schemas-microsoft-com:vml" xmlns:wp14="http://schemas.microsoft.com/office/word/2010/wordprocessingDrawing" xmlns:wp="http://schemas.openxmlformats.org/drawingml/2006/wordprocessingDrawing" xmlns:w10="urn:schemas-microsoft-com:office:word" xmlns:w="http://schemas.openxmlformats.org/wordprocessingml/2006/main" xmlns:w14="http://schemas.microsoft.com/office/word/2010/wordml" xmlns:w15="http://schemas.microsoft.com/office/word/2012/wordml" xmlns:w16cex="http://schemas.microsoft.com/office/word/2018/wordml/cex" xmlns:w16cid="http://schemas.microsoft.com/office/word/2016/wordml/cid" xmlns:w16="http://schemas.microsoft.com/office/word/2018/wordml" xmlns:w16sdtdh="http://schemas.microsoft.com/office/word/2020/wordml/sdtdatahash" xmlns:w16se="http://schemas.microsoft.com/office/word/2015/wordml/symex" xmlns:wpg="http://schemas.microsoft.com/office/word/2010/wordprocessingGroup" xmlns:wpi="http://schemas.microsoft.com/office/word/2010/wordprocessingInk" xmlns:wne="http://schemas.microsoft.com/office/word/2006/wordml" xmlns:wps="http://schemas.microsoft.com/office/word/2010/wordprocessingShape" mc:Ignorable="w14 w15 w16se w16cid w16 w16cex w16sdtdh wp14">
   <w:body>
     <w:p>
       <w:pPr>
@@ -104,8 +104,6 @@
         </w:rPr>
         <w:t>Кафедра МО ЭВМ</w:t>
       </w:r>
-      <w:bookmarkStart w:id="0" w:name="_GoBack"/>
-      <w:bookmarkEnd w:id="0"/>
     </w:p>
     <w:p>
       <w:pPr>
@@ -666,82 +664,132 @@
         <w:pStyle w:val="Textbody"/>
       </w:pPr>
       <w:r>
-        <w:t xml:space="preserve">Реализуйте алгоритм КМП и с его помощью для заданных шаблона </w:t>
+        <w:t>В волшебной стране Алгоритмии великий маг, Гамильтон, задумал невероятное путешествие, чтобы связать все города страны заклятием процветания. Для этого ему необходимо посетить каждый город ровно один раз, создавая тропу благополучия, и вернуться обратно в столицу, используя минимум своих чародейских сил. Вашей задачей является помощь в прокладывании маршрута с помощью древнего и могущественного алгоритма ветвей и границ.</w:t>
+      </w:r>
+    </w:p>
+    <w:p>
+      <w:pPr>
+        <w:pStyle w:val="Textbody"/>
+      </w:pPr>
+      <w:r>
+        <w:t>Карта дорог Алгоритмии перед Гамильтоном представляет собой полный граф, где каждый город соединён магическими порталами с каждым другим. Стоимость использования портала из города в город занимает определённое количество маны, и Гамильтон стремится минимизировать общее потребление магической энергии для закрепления проклятия.</w:t>
+      </w:r>
+    </w:p>
+    <w:p>
+      <w:pPr>
+        <w:pStyle w:val="Textbody"/>
+      </w:pPr>
+      <w:r>
+        <w:t>Входные данные:</w:t>
+      </w:r>
+    </w:p>
+    <w:p>
+      <w:pPr>
+        <w:pStyle w:val="Textbody"/>
+      </w:pPr>
+      <w:r>
+        <w:t>Первая строка содержит одно целое число </w:t>
       </w:r>
       <w:r>
         <w:rPr>
           <w:i/>
-        </w:rPr>
-        <w:t>P</w:t>
-      </w:r>
-      <w:r>
-        <w:t xml:space="preserve"> (|</w:t>
+          <w:iCs/>
+        </w:rPr>
+        <w:t>N</w:t>
+      </w:r>
+      <w:r>
+        <w:t>  (</w:t>
       </w:r>
       <w:r>
         <w:rPr>
           <w:i/>
-        </w:rPr>
-        <w:t>P</w:t>
-      </w:r>
-      <w:r>
-        <w:t xml:space="preserve">| </w:t>
-      </w:r>
-      <w:r>
-        <w:rPr>
-          <w:color w:val="222222"/>
-          <w:sz w:val="29"/>
-          <w:szCs w:val="29"/>
-          <w:shd w:val="clear" w:color="auto" w:fill="FFFFFF"/>
-        </w:rPr>
-        <w:t>≤</w:t>
-      </w:r>
-      <w:r>
-        <w:t xml:space="preserve"> 25000) и текста </w:t>
+          <w:iCs/>
+        </w:rPr>
+        <w:t>N</w:t>
+      </w:r>
+      <w:r>
+        <w:t> — количество городов). Города нумеруются последовательными числами от 0 до  </w:t>
       </w:r>
       <w:r>
         <w:rPr>
           <w:i/>
-        </w:rPr>
-        <w:t>T</w:t>
-      </w:r>
-      <w:r>
-        <w:t xml:space="preserve"> (|</w:t>
+          <w:iCs/>
+        </w:rPr>
+        <w:t>N</w:t>
+      </w:r>
+      <w:r>
+        <w:t>−1.</w:t>
+      </w:r>
+      <w:r>
+        <w:br/>
+        <w:t>Следующие </w:t>
       </w:r>
       <w:r>
         <w:rPr>
           <w:i/>
-        </w:rPr>
-        <w:t>T</w:t>
-      </w:r>
-      <w:r>
-        <w:t xml:space="preserve">| </w:t>
-      </w:r>
-      <w:r>
-        <w:rPr>
-          <w:color w:val="222222"/>
-          <w:sz w:val="29"/>
-          <w:szCs w:val="29"/>
-          <w:shd w:val="clear" w:color="auto" w:fill="FFFFFF"/>
-        </w:rPr>
-        <w:t>≤</w:t>
-      </w:r>
-      <w:r>
-        <w:t xml:space="preserve"> 5000000) найдите все вхождения </w:t>
+          <w:iCs/>
+        </w:rPr>
+        <w:t>N</w:t>
+      </w:r>
+      <w:r>
+        <w:t> строк содержат по </w:t>
       </w:r>
       <w:r>
         <w:rPr>
           <w:i/>
-        </w:rPr>
-        <w:t>P</w:t>
-      </w:r>
-      <w:r>
-        <w:t xml:space="preserve"> в </w:t>
+          <w:iCs/>
+        </w:rPr>
+        <w:t>N</w:t>
+      </w:r>
+      <w:r>
+        <w:t> чисел каждая, разделённых пробелами, формируя таким образом матрицу стоимостей </w:t>
       </w:r>
       <w:r>
         <w:rPr>
           <w:i/>
-        </w:rPr>
-        <w:t>T</w:t>
+          <w:iCs/>
+        </w:rPr>
+        <w:t>M</w:t>
+      </w:r>
+      <w:r>
+        <w:t>. Каждый элемент </w:t>
+      </w:r>
+      <w:r>
+        <w:rPr>
+          <w:i/>
+          <w:iCs/>
+        </w:rPr>
+        <w:t>Mi</w:t>
+      </w:r>
+      <w:r>
+        <w:t>,</w:t>
+      </w:r>
+      <w:r>
+        <w:rPr>
+          <w:i/>
+          <w:iCs/>
+        </w:rPr>
+        <w:t>j</w:t>
+      </w:r>
+      <w:r>
+        <w:t>​ этой матрицы представляет собой затраты маны на перемещение из города </w:t>
+      </w:r>
+      <w:r>
+        <w:rPr>
+          <w:i/>
+          <w:iCs/>
+        </w:rPr>
+        <w:t>i</w:t>
+      </w:r>
+      <w:r>
+        <w:t> в город </w:t>
+      </w:r>
+      <w:r>
+        <w:rPr>
+          <w:i/>
+          <w:iCs/>
+        </w:rPr>
+        <w:t>j</w:t>
       </w:r>
       <w:r>
         <w:t>.</w:t>
@@ -752,7 +800,7 @@
         <w:pStyle w:val="Textbody"/>
       </w:pPr>
       <w:r>
-        <w:t>Вход:</w:t>
+        <w:t>Выходные данные:</w:t>
       </w:r>
     </w:p>
     <w:p>
@@ -760,13 +808,21 @@
         <w:pStyle w:val="Textbody"/>
       </w:pPr>
       <w:r>
-        <w:t xml:space="preserve">- Первая строка — </w:t>
+        <w:t>Первая строка: Список из </w:t>
       </w:r>
       <w:r>
         <w:rPr>
           <w:i/>
-        </w:rPr>
-        <w:t>P</w:t>
+          <w:iCs/>
+        </w:rPr>
+        <w:t>N</w:t>
+      </w:r>
+      <w:r>
+        <w:t> целых чисел, разделённых пробелами, обозначающих оптимальный порядок городов в магическом маршруте Гамильтона. В начале идёт город 0, с которого начинается маршрут, затем последующие города до тех пор, пока все они не будут посещены.</w:t>
+      </w:r>
+      <w:r>
+        <w:br/>
+        <w:t>Вторая строка: Число, указывающее на суммарное количество израсходованной маны для завершения пути.</w:t>
       </w:r>
     </w:p>
     <w:p>
@@ -774,13 +830,7 @@
         <w:pStyle w:val="Textbody"/>
       </w:pPr>
       <w:r>
-        <w:t xml:space="preserve">- Вторая строка — </w:t>
-      </w:r>
-      <w:r>
-        <w:rPr>
-          <w:i/>
-        </w:rPr>
-        <w:t>T</w:t>
+        <w:t>.</w:t>
       </w:r>
     </w:p>
     <w:p>
@@ -788,66 +838,11 @@
         <w:pStyle w:val="Textbody"/>
       </w:pPr>
       <w:r>
-        <w:t>Выход:</w:t>
-      </w:r>
-    </w:p>
-    <w:p>
-      <w:pPr>
-        <w:pStyle w:val="Textbody"/>
-      </w:pPr>
-      <w:r>
-        <w:t xml:space="preserve">индексы начал вхождений </w:t>
-      </w:r>
-      <w:r>
-        <w:rPr>
-          <w:i/>
-        </w:rPr>
-        <w:t>P</w:t>
-      </w:r>
-      <w:r>
-        <w:t xml:space="preserve"> в </w:t>
-      </w:r>
-      <w:r>
-        <w:rPr>
-          <w:i/>
-        </w:rPr>
-        <w:t>T</w:t>
-      </w:r>
-      <w:r>
-        <w:t xml:space="preserve">, разделённые запятой; если </w:t>
-      </w:r>
-      <w:r>
-        <w:rPr>
-          <w:i/>
-        </w:rPr>
-        <w:t>P</w:t>
-      </w:r>
-      <w:r>
-        <w:t xml:space="preserve"> не входит в </w:t>
-      </w:r>
-      <w:r>
-        <w:rPr>
-          <w:i/>
-        </w:rPr>
-        <w:t>T</w:t>
-      </w:r>
-      <w:r>
-        <w:t>, то вывести -1.</w:t>
-      </w:r>
-    </w:p>
-    <w:p>
-      <w:pPr>
-        <w:pStyle w:val="Textbody"/>
-      </w:pPr>
-      <w:r>
-        <w:rPr>
-          <w:noProof/>
-          <w:lang w:eastAsia="ru-RU" w:bidi="ar-SA"/>
-        </w:rPr>
+        <w:lastRenderedPageBreak/>
         <w:drawing>
-          <wp:inline distT="0" distB="0" distL="0" distR="0" wp14:anchorId="15AF2699" wp14:editId="2F2C08D0">
-            <wp:extent cx="5940425" cy="1132840"/>
-            <wp:effectExtent l="0" t="0" r="3175" b="0"/>
+          <wp:inline distT="0" distB="0" distL="0" distR="0" wp14:anchorId="1F61F543" wp14:editId="5EE7E3CB">
+            <wp:extent cx="5257800" cy="2777557"/>
+            <wp:effectExtent l="0" t="0" r="0" b="3810"/>
             <wp:docPr id="1" name="Рисунок 1"/>
             <wp:cNvGraphicFramePr>
               <a:graphicFrameLocks xmlns:a="http://schemas.openxmlformats.org/drawingml/2006/main" noChangeAspect="1"/>
@@ -868,7 +863,7 @@
                   <pic:spPr>
                     <a:xfrm>
                       <a:off x="0" y="0"/>
-                      <a:ext cx="5940425" cy="1132840"/>
+                      <a:ext cx="5273448" cy="2785823"/>
                     </a:xfrm>
                     <a:prstGeom prst="rect">
                       <a:avLst/>
@@ -884,285 +879,25 @@
     <w:p>
       <w:pPr>
         <w:pStyle w:val="Textbody"/>
+        <w:rPr>
+          <w:lang w:val="en-US"/>
+        </w:rPr>
       </w:pPr>
     </w:p>
     <w:p>
       <w:pPr>
         <w:pStyle w:val="Textbody"/>
       </w:pPr>
-      <w:r>
-        <w:t xml:space="preserve">Заданы две строки </w:t>
-      </w:r>
-      <w:r>
-        <w:rPr>
-          <w:i/>
-        </w:rPr>
-        <w:t>A</w:t>
-      </w:r>
-      <w:r>
-        <w:t xml:space="preserve"> (|</w:t>
-      </w:r>
-      <w:r>
-        <w:rPr>
-          <w:i/>
-        </w:rPr>
-        <w:t>A</w:t>
-      </w:r>
-      <w:r>
-        <w:t xml:space="preserve">| </w:t>
-      </w:r>
-      <w:r>
-        <w:rPr>
-          <w:color w:val="222222"/>
-          <w:sz w:val="29"/>
-          <w:szCs w:val="29"/>
-          <w:shd w:val="clear" w:color="auto" w:fill="FFFFFF"/>
-        </w:rPr>
-        <w:t>≤</w:t>
-      </w:r>
-      <w:r>
-        <w:t xml:space="preserve"> 5000000) и </w:t>
-      </w:r>
-      <w:r>
-        <w:rPr>
-          <w:i/>
-        </w:rPr>
-        <w:t>B</w:t>
-      </w:r>
-      <w:r>
-        <w:t xml:space="preserve"> (|</w:t>
-      </w:r>
-      <w:r>
-        <w:rPr>
-          <w:i/>
-        </w:rPr>
-        <w:t>B</w:t>
-      </w:r>
-      <w:r>
-        <w:t xml:space="preserve">| </w:t>
-      </w:r>
-      <w:r>
-        <w:rPr>
-          <w:color w:val="222222"/>
-          <w:sz w:val="29"/>
-          <w:szCs w:val="29"/>
-          <w:shd w:val="clear" w:color="auto" w:fill="FFFFFF"/>
-        </w:rPr>
-        <w:t>≤</w:t>
-      </w:r>
-      <w:r>
-        <w:t xml:space="preserve"> 5000000).</w:t>
-      </w:r>
     </w:p>
     <w:p>
       <w:pPr>
         <w:pStyle w:val="Textbody"/>
       </w:pPr>
       <w:r>
-        <w:t xml:space="preserve">Определить, является ли </w:t>
-      </w:r>
-      <w:r>
-        <w:rPr>
-          <w:i/>
-        </w:rPr>
-        <w:t>A</w:t>
-      </w:r>
-      <w:r>
-        <w:t xml:space="preserve"> циклическим сдвигом </w:t>
-      </w:r>
-      <w:r>
-        <w:rPr>
-          <w:i/>
-        </w:rPr>
-        <w:t>B</w:t>
-      </w:r>
-      <w:r>
-        <w:t xml:space="preserve"> (это значит, что </w:t>
-      </w:r>
-      <w:r>
-        <w:rPr>
-          <w:i/>
-        </w:rPr>
-        <w:t>A</w:t>
-      </w:r>
-      <w:r>
-        <w:t xml:space="preserve"> и </w:t>
-      </w:r>
-      <w:r>
-        <w:rPr>
-          <w:i/>
-        </w:rPr>
-        <w:t>B</w:t>
-      </w:r>
-      <w:r>
-        <w:t xml:space="preserve"> имеют одинаковую длину и </w:t>
-      </w:r>
-      <w:r>
-        <w:rPr>
-          <w:i/>
-        </w:rPr>
-        <w:t>A</w:t>
-      </w:r>
-      <w:r>
-        <w:t xml:space="preserve"> состоит из суффикса </w:t>
-      </w:r>
-      <w:r>
-        <w:rPr>
-          <w:i/>
-        </w:rPr>
-        <w:t>B</w:t>
-      </w:r>
-      <w:r>
-        <w:t>, склеенного с префиксом B). Например, defabc является циклическим сдвигом abcdef.</w:t>
-      </w:r>
-    </w:p>
-    <w:p>
-      <w:pPr>
-        <w:pStyle w:val="Textbody"/>
-      </w:pPr>
-      <w:r>
-        <w:t>Вход:</w:t>
-      </w:r>
-    </w:p>
-    <w:p>
-      <w:pPr>
-        <w:pStyle w:val="Textbody"/>
-      </w:pPr>
-      <w:r>
-        <w:t xml:space="preserve">- Первая строка — </w:t>
-      </w:r>
-      <w:r>
-        <w:rPr>
-          <w:i/>
-        </w:rPr>
-        <w:t>A</w:t>
-      </w:r>
-    </w:p>
-    <w:p>
-      <w:pPr>
-        <w:pStyle w:val="Textbody"/>
-      </w:pPr>
-      <w:r>
-        <w:t xml:space="preserve">- Вторая строка — </w:t>
-      </w:r>
-      <w:r>
-        <w:rPr>
-          <w:i/>
-        </w:rPr>
-        <w:t>B</w:t>
-      </w:r>
-    </w:p>
-    <w:p>
-      <w:pPr>
-        <w:pStyle w:val="Textbody"/>
-      </w:pPr>
-      <w:r>
-        <w:t>Выход:</w:t>
-      </w:r>
-    </w:p>
-    <w:p>
-      <w:pPr>
-        <w:pStyle w:val="Textbody"/>
-      </w:pPr>
-      <w:r>
-        <w:t xml:space="preserve">Если </w:t>
-      </w:r>
-      <w:r>
-        <w:rPr>
-          <w:i/>
-        </w:rPr>
-        <w:t>A</w:t>
-      </w:r>
-      <w:r>
-        <w:t xml:space="preserve"> является циклическим сдвигом </w:t>
-      </w:r>
-      <w:r>
-        <w:rPr>
-          <w:i/>
-        </w:rPr>
-        <w:t>B</w:t>
-      </w:r>
-      <w:r>
-        <w:t xml:space="preserve">, то индекс начала строки </w:t>
-      </w:r>
-      <w:r>
-        <w:rPr>
-          <w:i/>
-        </w:rPr>
-        <w:t>B</w:t>
-      </w:r>
-      <w:r>
-        <w:t xml:space="preserve"> в </w:t>
-      </w:r>
-      <w:r>
-        <w:rPr>
-          <w:i/>
-        </w:rPr>
-        <w:t>A</w:t>
-      </w:r>
-      <w:r>
-        <w:t>; иначе вывести -1. Если возможно несколько сдвигов, вывести первый индекс.</w:t>
-      </w:r>
-    </w:p>
-    <w:p>
-      <w:pPr>
-        <w:pStyle w:val="Textbody"/>
-      </w:pPr>
-      <w:r>
-        <w:rPr>
-          <w:noProof/>
-          <w:lang w:eastAsia="ru-RU" w:bidi="ar-SA"/>
-        </w:rPr>
-        <w:drawing>
-          <wp:inline distT="0" distB="0" distL="0" distR="0" wp14:anchorId="685D0CF7" wp14:editId="49EEC08F">
-            <wp:extent cx="5940425" cy="1114425"/>
-            <wp:effectExtent l="0" t="0" r="3175" b="9525"/>
-            <wp:docPr id="2" name="Рисунок 2"/>
-            <wp:cNvGraphicFramePr>
-              <a:graphicFrameLocks xmlns:a="http://schemas.openxmlformats.org/drawingml/2006/main" noChangeAspect="1"/>
-            </wp:cNvGraphicFramePr>
-            <a:graphic xmlns:a="http://schemas.openxmlformats.org/drawingml/2006/main">
-              <a:graphicData uri="http://schemas.openxmlformats.org/drawingml/2006/picture">
-                <pic:pic xmlns:pic="http://schemas.openxmlformats.org/drawingml/2006/picture">
-                  <pic:nvPicPr>
-                    <pic:cNvPr id="1" name=""/>
-                    <pic:cNvPicPr/>
-                  </pic:nvPicPr>
-                  <pic:blipFill>
-                    <a:blip r:embed="rId10"/>
-                    <a:stretch>
-                      <a:fillRect/>
-                    </a:stretch>
-                  </pic:blipFill>
-                  <pic:spPr>
-                    <a:xfrm>
-                      <a:off x="0" y="0"/>
-                      <a:ext cx="5940425" cy="1114425"/>
-                    </a:xfrm>
-                    <a:prstGeom prst="rect">
-                      <a:avLst/>
-                    </a:prstGeom>
-                  </pic:spPr>
-                </pic:pic>
-              </a:graphicData>
-            </a:graphic>
-          </wp:inline>
-        </w:drawing>
-      </w:r>
-    </w:p>
-    <w:p>
-      <w:pPr>
-        <w:pStyle w:val="Textbody"/>
-      </w:pPr>
-      <w:r>
         <w:t>Вариант</w:t>
       </w:r>
       <w:r>
-        <w:t xml:space="preserve"> 4. МВиГ: последовательный рост пути + использование для отсечения двух нижних оценок ве́са оставшегося пути: 1) полусуммы весов </w:t>
-      </w:r>
-      <w:r>
-        <w:lastRenderedPageBreak/>
-        <w:t xml:space="preserve">двух легчайших рёбер по всем кускам; 2) веса МОД. Эвристика выбора дуги — не в глубину, а по антиприоритету </w:t>
+        <w:t xml:space="preserve"> 4. МВиГ: последовательный рост пути + использование для отсечения двух нижних оценок ве́са оставшегося пути: 1) полусуммы весов двух легчайших рёбер по всем кускам; 2) веса МОД. Эвристика выбора дуги — не в глубину, а по антиприоритету </w:t>
       </w:r>
       <w:r>
         <w:rPr>
@@ -1531,7 +1266,7 @@
           <w:kern w:val="0"/>
           <w:sz w:val="28"/>
           <w:szCs w:val="28"/>
-          <w:lang w:val="en-US" w:eastAsia="ru-RU" w:bidi="ar-SA"/>
+          <w:lang w:eastAsia="ru-RU" w:bidi="ar-SA"/>
         </w:rPr>
         <w:t>*</w:t>
       </w:r>
@@ -3736,16 +3471,7 @@
         <w:keepNext/>
       </w:pPr>
       <w:r>
-        <w:t xml:space="preserve">Таблица </w:t>
-      </w:r>
-      <w:r>
-        <w:t>2</w:t>
-      </w:r>
-      <w:r>
-        <w:t xml:space="preserve"> – Результаты тестирования (Алгоритм </w:t>
-      </w:r>
-      <w:r>
-        <w:t xml:space="preserve">АВБГ </w:t>
+        <w:t xml:space="preserve">Таблица 2 – Результаты тестирования (Алгоритм АВБГ </w:t>
       </w:r>
       <w:r>
         <w:t>“</w:t>
@@ -4647,7 +4373,6 @@
               <w:jc w:val="left"/>
               <w:rPr>
                 <w:szCs w:val="28"/>
-                <w:lang w:val="en-US"/>
               </w:rPr>
             </w:pPr>
             <w:r>
@@ -4655,13 +4380,7 @@
                 <w:szCs w:val="28"/>
               </w:rPr>
               <w:lastRenderedPageBreak/>
-              <w:t>Верный результат</w:t>
-            </w:r>
-            <w:r>
-              <w:rPr>
-                <w:szCs w:val="28"/>
-              </w:rPr>
-              <w:t xml:space="preserve"> </w:t>
+              <w:t xml:space="preserve">Верный результат </w:t>
             </w:r>
             <w:r>
               <w:rPr>
@@ -5001,7 +4720,7 @@
           <w:lang w:val="en-US"/>
         </w:rPr>
       </w:pPr>
-      <w:bookmarkStart w:id="1" w:name="_Hlk177332850"/>
+      <w:bookmarkStart w:id="0" w:name="_Hlk177332850"/>
       <w:r>
         <w:rPr>
           <w:szCs w:val="22"/>
@@ -5036,7 +4755,7 @@
         <w:t>main.py</w:t>
       </w:r>
     </w:p>
-    <w:bookmarkEnd w:id="1"/>
+    <w:bookmarkEnd w:id="0"/>
     <w:p>
       <w:pPr>
         <w:pStyle w:val="Standard"/>
@@ -7008,7 +6727,6 @@
           <w:rFonts w:ascii="Courier New" w:eastAsia="Courier New" w:hAnsi="Courier New" w:cs="Courier New"/>
           <w:sz w:val="22"/>
           <w:szCs w:val="22"/>
-          <w:lang w:val="en-US"/>
         </w:rPr>
       </w:pPr>
       <w:r>
@@ -7118,7 +6836,6 @@
           <w:rFonts w:ascii="Courier New" w:eastAsia="Courier New" w:hAnsi="Courier New" w:cs="Courier New"/>
           <w:sz w:val="22"/>
           <w:szCs w:val="22"/>
-          <w:lang w:val="en-US"/>
         </w:rPr>
         <w:t xml:space="preserve"> </w:t>
       </w:r>
@@ -7135,41 +6852,55 @@
           <w:rFonts w:ascii="Courier New" w:eastAsia="Courier New" w:hAnsi="Courier New" w:cs="Courier New"/>
           <w:sz w:val="22"/>
           <w:szCs w:val="22"/>
-          <w:lang w:val="en-US"/>
-        </w:rPr>
-        <w:t>: {path}")</w:t>
-      </w:r>
-    </w:p>
-    <w:p>
-      <w:pPr>
-        <w:pStyle w:val="Standard"/>
-        <w:spacing w:line="240" w:lineRule="auto"/>
-        <w:ind w:firstLine="0"/>
-        <w:rPr>
-          <w:rFonts w:ascii="Courier New" w:eastAsia="Courier New" w:hAnsi="Courier New" w:cs="Courier New"/>
-          <w:sz w:val="22"/>
-          <w:szCs w:val="22"/>
-          <w:lang w:val="en-US"/>
-        </w:rPr>
-      </w:pPr>
-    </w:p>
-    <w:p>
-      <w:pPr>
-        <w:pStyle w:val="Standard"/>
-        <w:spacing w:line="240" w:lineRule="auto"/>
-        <w:ind w:firstLine="0"/>
-        <w:rPr>
-          <w:rFonts w:ascii="Courier New" w:eastAsia="Courier New" w:hAnsi="Courier New" w:cs="Courier New"/>
-          <w:sz w:val="22"/>
-          <w:szCs w:val="22"/>
-        </w:rPr>
-      </w:pPr>
-      <w:r>
-        <w:rPr>
-          <w:rFonts w:ascii="Courier New" w:eastAsia="Courier New" w:hAnsi="Courier New" w:cs="Courier New"/>
-          <w:sz w:val="22"/>
-          <w:szCs w:val="22"/>
-          <w:lang w:val="en-US"/>
+        </w:rPr>
+        <w:t>: {</w:t>
+      </w:r>
+      <w:r>
+        <w:rPr>
+          <w:rFonts w:ascii="Courier New" w:eastAsia="Courier New" w:hAnsi="Courier New" w:cs="Courier New"/>
+          <w:sz w:val="22"/>
+          <w:szCs w:val="22"/>
+          <w:lang w:val="en-US"/>
+        </w:rPr>
+        <w:t>path</w:t>
+      </w:r>
+      <w:r>
+        <w:rPr>
+          <w:rFonts w:ascii="Courier New" w:eastAsia="Courier New" w:hAnsi="Courier New" w:cs="Courier New"/>
+          <w:sz w:val="22"/>
+          <w:szCs w:val="22"/>
+        </w:rPr>
+        <w:t>}")</w:t>
+      </w:r>
+    </w:p>
+    <w:p>
+      <w:pPr>
+        <w:pStyle w:val="Standard"/>
+        <w:spacing w:line="240" w:lineRule="auto"/>
+        <w:ind w:firstLine="0"/>
+        <w:rPr>
+          <w:rFonts w:ascii="Courier New" w:eastAsia="Courier New" w:hAnsi="Courier New" w:cs="Courier New"/>
+          <w:sz w:val="22"/>
+          <w:szCs w:val="22"/>
+        </w:rPr>
+      </w:pPr>
+    </w:p>
+    <w:p>
+      <w:pPr>
+        <w:pStyle w:val="Standard"/>
+        <w:spacing w:line="240" w:lineRule="auto"/>
+        <w:ind w:firstLine="0"/>
+        <w:rPr>
+          <w:rFonts w:ascii="Courier New" w:eastAsia="Courier New" w:hAnsi="Courier New" w:cs="Courier New"/>
+          <w:sz w:val="22"/>
+          <w:szCs w:val="22"/>
+        </w:rPr>
+      </w:pPr>
+      <w:r>
+        <w:rPr>
+          <w:rFonts w:ascii="Courier New" w:eastAsia="Courier New" w:hAnsi="Courier New" w:cs="Courier New"/>
+          <w:sz w:val="22"/>
+          <w:szCs w:val="22"/>
         </w:rPr>
         <w:t xml:space="preserve">    </w:t>
       </w:r>
@@ -15841,6 +15572,7 @@
           <w:rFonts w:ascii="Courier New" w:eastAsia="Courier New" w:hAnsi="Courier New" w:cs="Courier New"/>
           <w:sz w:val="22"/>
           <w:szCs w:val="22"/>
+          <w:lang w:val="en-US"/>
         </w:rPr>
         <w:t>main()</w:t>
       </w:r>
@@ -15913,7 +15645,7 @@
           <w:szCs w:val="22"/>
           <w:lang w:val="en-US"/>
         </w:rPr>
-        <w:t>cpp</w:t>
+        <w:t>py</w:t>
       </w:r>
     </w:p>
     <w:p>
@@ -16583,7 +16315,7 @@
       </w:r>
     </w:p>
     <w:sectPr>
-      <w:footerReference w:type="default" r:id="rId11"/>
+      <w:footerReference w:type="default" r:id="rId10"/>
       <w:pgSz w:w="11906" w:h="16838"/>
       <w:pgMar w:top="1134" w:right="850" w:bottom="1134" w:left="1701" w:header="0" w:footer="283" w:gutter="0"/>
       <w:cols w:space="720"/>
@@ -16595,7 +16327,7 @@
 </file>
 
 <file path=word/endnotes.xml><?xml version="1.0" encoding="utf-8"?>
-<w:endnotes xmlns:wpc="http://schemas.microsoft.com/office/word/2010/wordprocessingCanvas" xmlns:mc="http://schemas.openxmlformats.org/markup-compatibility/2006" xmlns:o="urn:schemas-microsoft-com:office:office" xmlns:r="http://schemas.openxmlformats.org/officeDocument/2006/relationships" xmlns:m="http://schemas.openxmlformats.org/officeDocument/2006/math" xmlns:v="urn:schemas-microsoft-com:vml" xmlns:wp14="http://schemas.microsoft.com/office/word/2010/wordprocessingDrawing" xmlns:wp="http://schemas.openxmlformats.org/drawingml/2006/wordprocessingDrawing" xmlns:w10="urn:schemas-microsoft-com:office:word" xmlns:w="http://schemas.openxmlformats.org/wordprocessingml/2006/main" xmlns:w14="http://schemas.microsoft.com/office/word/2010/wordml" xmlns:w15="http://schemas.microsoft.com/office/word/2012/wordml" xmlns:wpg="http://schemas.microsoft.com/office/word/2010/wordprocessingGroup" xmlns:wpi="http://schemas.microsoft.com/office/word/2010/wordprocessingInk" xmlns:wne="http://schemas.microsoft.com/office/word/2006/wordml" xmlns:wps="http://schemas.microsoft.com/office/word/2010/wordprocessingShape" mc:Ignorable="w14 w15 wp14">
+<w:endnotes xmlns:wpc="http://schemas.microsoft.com/office/word/2010/wordprocessingCanvas" xmlns:cx="http://schemas.microsoft.com/office/drawing/2014/chartex" xmlns:cx1="http://schemas.microsoft.com/office/drawing/2015/9/8/chartex" xmlns:cx2="http://schemas.microsoft.com/office/drawing/2015/10/21/chartex" xmlns:cx3="http://schemas.microsoft.com/office/drawing/2016/5/9/chartex" xmlns:cx4="http://schemas.microsoft.com/office/drawing/2016/5/10/chartex" xmlns:cx5="http://schemas.microsoft.com/office/drawing/2016/5/11/chartex" xmlns:cx6="http://schemas.microsoft.com/office/drawing/2016/5/12/chartex" xmlns:cx7="http://schemas.microsoft.com/office/drawing/2016/5/13/chartex" xmlns:cx8="http://schemas.microsoft.com/office/drawing/2016/5/14/chartex" xmlns:mc="http://schemas.openxmlformats.org/markup-compatibility/2006" xmlns:aink="http://schemas.microsoft.com/office/drawing/2016/ink" xmlns:am3d="http://schemas.microsoft.com/office/drawing/2017/model3d" xmlns:o="urn:schemas-microsoft-com:office:office" xmlns:r="http://schemas.openxmlformats.org/officeDocument/2006/relationships" xmlns:m="http://schemas.openxmlformats.org/officeDocument/2006/math" xmlns:v="urn:schemas-microsoft-com:vml" xmlns:wp14="http://schemas.microsoft.com/office/word/2010/wordprocessingDrawing" xmlns:wp="http://schemas.openxmlformats.org/drawingml/2006/wordprocessingDrawing" xmlns:w10="urn:schemas-microsoft-com:office:word" xmlns:w="http://schemas.openxmlformats.org/wordprocessingml/2006/main" xmlns:w14="http://schemas.microsoft.com/office/word/2010/wordml" xmlns:w15="http://schemas.microsoft.com/office/word/2012/wordml" xmlns:w16cex="http://schemas.microsoft.com/office/word/2018/wordml/cex" xmlns:w16cid="http://schemas.microsoft.com/office/word/2016/wordml/cid" xmlns:w16="http://schemas.microsoft.com/office/word/2018/wordml" xmlns:w16sdtdh="http://schemas.microsoft.com/office/word/2020/wordml/sdtdatahash" xmlns:w16se="http://schemas.microsoft.com/office/word/2015/wordml/symex" xmlns:wpg="http://schemas.microsoft.com/office/word/2010/wordprocessingGroup" xmlns:wpi="http://schemas.microsoft.com/office/word/2010/wordprocessingInk" xmlns:wne="http://schemas.microsoft.com/office/word/2006/wordml" xmlns:wps="http://schemas.microsoft.com/office/word/2010/wordprocessingShape" mc:Ignorable="w14 w15 w16se w16cid w16 w16cex w16sdtdh wp14">
   <w:endnote w:type="separator" w:id="-1">
     <w:p>
       <w:r>
@@ -16614,7 +16346,7 @@
 </file>
 
 <file path=word/footer1.xml><?xml version="1.0" encoding="utf-8"?>
-<w:ftr xmlns:wpc="http://schemas.microsoft.com/office/word/2010/wordprocessingCanvas" xmlns:mc="http://schemas.openxmlformats.org/markup-compatibility/2006" xmlns:o="urn:schemas-microsoft-com:office:office" xmlns:r="http://schemas.openxmlformats.org/officeDocument/2006/relationships" xmlns:m="http://schemas.openxmlformats.org/officeDocument/2006/math" xmlns:v="urn:schemas-microsoft-com:vml" xmlns:wp14="http://schemas.microsoft.com/office/word/2010/wordprocessingDrawing" xmlns:wp="http://schemas.openxmlformats.org/drawingml/2006/wordprocessingDrawing" xmlns:w10="urn:schemas-microsoft-com:office:word" xmlns:w="http://schemas.openxmlformats.org/wordprocessingml/2006/main" xmlns:w14="http://schemas.microsoft.com/office/word/2010/wordml" xmlns:w15="http://schemas.microsoft.com/office/word/2012/wordml" xmlns:wpg="http://schemas.microsoft.com/office/word/2010/wordprocessingGroup" xmlns:wpi="http://schemas.microsoft.com/office/word/2010/wordprocessingInk" xmlns:wne="http://schemas.microsoft.com/office/word/2006/wordml" xmlns:wps="http://schemas.microsoft.com/office/word/2010/wordprocessingShape" mc:Ignorable="w14 w15 wp14">
+<w:ftr xmlns:wpc="http://schemas.microsoft.com/office/word/2010/wordprocessingCanvas" xmlns:cx="http://schemas.microsoft.com/office/drawing/2014/chartex" xmlns:cx1="http://schemas.microsoft.com/office/drawing/2015/9/8/chartex" xmlns:cx2="http://schemas.microsoft.com/office/drawing/2015/10/21/chartex" xmlns:cx3="http://schemas.microsoft.com/office/drawing/2016/5/9/chartex" xmlns:cx4="http://schemas.microsoft.com/office/drawing/2016/5/10/chartex" xmlns:cx5="http://schemas.microsoft.com/office/drawing/2016/5/11/chartex" xmlns:cx6="http://schemas.microsoft.com/office/drawing/2016/5/12/chartex" xmlns:cx7="http://schemas.microsoft.com/office/drawing/2016/5/13/chartex" xmlns:cx8="http://schemas.microsoft.com/office/drawing/2016/5/14/chartex" xmlns:mc="http://schemas.openxmlformats.org/markup-compatibility/2006" xmlns:aink="http://schemas.microsoft.com/office/drawing/2016/ink" xmlns:am3d="http://schemas.microsoft.com/office/drawing/2017/model3d" xmlns:o="urn:schemas-microsoft-com:office:office" xmlns:r="http://schemas.openxmlformats.org/officeDocument/2006/relationships" xmlns:m="http://schemas.openxmlformats.org/officeDocument/2006/math" xmlns:v="urn:schemas-microsoft-com:vml" xmlns:wp14="http://schemas.microsoft.com/office/word/2010/wordprocessingDrawing" xmlns:wp="http://schemas.openxmlformats.org/drawingml/2006/wordprocessingDrawing" xmlns:w10="urn:schemas-microsoft-com:office:word" xmlns:w="http://schemas.openxmlformats.org/wordprocessingml/2006/main" xmlns:w14="http://schemas.microsoft.com/office/word/2010/wordml" xmlns:w15="http://schemas.microsoft.com/office/word/2012/wordml" xmlns:w16cex="http://schemas.microsoft.com/office/word/2018/wordml/cex" xmlns:w16cid="http://schemas.microsoft.com/office/word/2016/wordml/cid" xmlns:w16="http://schemas.microsoft.com/office/word/2018/wordml" xmlns:w16sdtdh="http://schemas.microsoft.com/office/word/2020/wordml/sdtdatahash" xmlns:w16se="http://schemas.microsoft.com/office/word/2015/wordml/symex" xmlns:wpg="http://schemas.microsoft.com/office/word/2010/wordprocessingGroup" xmlns:wpi="http://schemas.microsoft.com/office/word/2010/wordprocessingInk" xmlns:wne="http://schemas.microsoft.com/office/word/2006/wordml" xmlns:wps="http://schemas.microsoft.com/office/word/2010/wordprocessingShape" mc:Ignorable="w14 w15 w16se w16cid w16 w16cex w16sdtdh wp14">
   <w:sdt>
     <w:sdtPr>
       <w:id w:val="-1454084822"/>
@@ -16623,6 +16355,7 @@
         <w:docPartUnique/>
       </w:docPartObj>
     </w:sdtPr>
+    <w:sdtEndPr/>
     <w:sdtContent>
       <w:p>
         <w:pPr>
@@ -16656,7 +16389,7 @@
 </file>
 
 <file path=word/footer2.xml><?xml version="1.0" encoding="utf-8"?>
-<w:ftr xmlns:wpc="http://schemas.microsoft.com/office/word/2010/wordprocessingCanvas" xmlns:mc="http://schemas.openxmlformats.org/markup-compatibility/2006" xmlns:o="urn:schemas-microsoft-com:office:office" xmlns:r="http://schemas.openxmlformats.org/officeDocument/2006/relationships" xmlns:m="http://schemas.openxmlformats.org/officeDocument/2006/math" xmlns:v="urn:schemas-microsoft-com:vml" xmlns:wp14="http://schemas.microsoft.com/office/word/2010/wordprocessingDrawing" xmlns:wp="http://schemas.openxmlformats.org/drawingml/2006/wordprocessingDrawing" xmlns:w10="urn:schemas-microsoft-com:office:word" xmlns:w="http://schemas.openxmlformats.org/wordprocessingml/2006/main" xmlns:w14="http://schemas.microsoft.com/office/word/2010/wordml" xmlns:w15="http://schemas.microsoft.com/office/word/2012/wordml" xmlns:wpg="http://schemas.microsoft.com/office/word/2010/wordprocessingGroup" xmlns:wpi="http://schemas.microsoft.com/office/word/2010/wordprocessingInk" xmlns:wne="http://schemas.microsoft.com/office/word/2006/wordml" xmlns:wps="http://schemas.microsoft.com/office/word/2010/wordprocessingShape" mc:Ignorable="w14 w15 wp14">
+<w:ftr xmlns:wpc="http://schemas.microsoft.com/office/word/2010/wordprocessingCanvas" xmlns:cx="http://schemas.microsoft.com/office/drawing/2014/chartex" xmlns:cx1="http://schemas.microsoft.com/office/drawing/2015/9/8/chartex" xmlns:cx2="http://schemas.microsoft.com/office/drawing/2015/10/21/chartex" xmlns:cx3="http://schemas.microsoft.com/office/drawing/2016/5/9/chartex" xmlns:cx4="http://schemas.microsoft.com/office/drawing/2016/5/10/chartex" xmlns:cx5="http://schemas.microsoft.com/office/drawing/2016/5/11/chartex" xmlns:cx6="http://schemas.microsoft.com/office/drawing/2016/5/12/chartex" xmlns:cx7="http://schemas.microsoft.com/office/drawing/2016/5/13/chartex" xmlns:cx8="http://schemas.microsoft.com/office/drawing/2016/5/14/chartex" xmlns:mc="http://schemas.openxmlformats.org/markup-compatibility/2006" xmlns:aink="http://schemas.microsoft.com/office/drawing/2016/ink" xmlns:am3d="http://schemas.microsoft.com/office/drawing/2017/model3d" xmlns:o="urn:schemas-microsoft-com:office:office" xmlns:r="http://schemas.openxmlformats.org/officeDocument/2006/relationships" xmlns:m="http://schemas.openxmlformats.org/officeDocument/2006/math" xmlns:v="urn:schemas-microsoft-com:vml" xmlns:wp14="http://schemas.microsoft.com/office/word/2010/wordprocessingDrawing" xmlns:wp="http://schemas.openxmlformats.org/drawingml/2006/wordprocessingDrawing" xmlns:w10="urn:schemas-microsoft-com:office:word" xmlns:w="http://schemas.openxmlformats.org/wordprocessingml/2006/main" xmlns:w14="http://schemas.microsoft.com/office/word/2010/wordml" xmlns:w15="http://schemas.microsoft.com/office/word/2012/wordml" xmlns:w16cex="http://schemas.microsoft.com/office/word/2018/wordml/cex" xmlns:w16cid="http://schemas.microsoft.com/office/word/2016/wordml/cid" xmlns:w16="http://schemas.microsoft.com/office/word/2018/wordml" xmlns:w16sdtdh="http://schemas.microsoft.com/office/word/2020/wordml/sdtdatahash" xmlns:w16se="http://schemas.microsoft.com/office/word/2015/wordml/symex" xmlns:wpg="http://schemas.microsoft.com/office/word/2010/wordprocessingGroup" xmlns:wpi="http://schemas.microsoft.com/office/word/2010/wordprocessingInk" xmlns:wne="http://schemas.microsoft.com/office/word/2006/wordml" xmlns:wps="http://schemas.microsoft.com/office/word/2010/wordprocessingShape" mc:Ignorable="w14 w15 w16se w16cid w16 w16cex w16sdtdh wp14">
   <w:p>
     <w:pPr>
       <w:pStyle w:val="af5"/>
@@ -16667,7 +16400,7 @@
 </file>
 
 <file path=word/footer3.xml><?xml version="1.0" encoding="utf-8"?>
-<w:ftr xmlns:wpc="http://schemas.microsoft.com/office/word/2010/wordprocessingCanvas" xmlns:mc="http://schemas.openxmlformats.org/markup-compatibility/2006" xmlns:o="urn:schemas-microsoft-com:office:office" xmlns:r="http://schemas.openxmlformats.org/officeDocument/2006/relationships" xmlns:m="http://schemas.openxmlformats.org/officeDocument/2006/math" xmlns:v="urn:schemas-microsoft-com:vml" xmlns:wp14="http://schemas.microsoft.com/office/word/2010/wordprocessingDrawing" xmlns:wp="http://schemas.openxmlformats.org/drawingml/2006/wordprocessingDrawing" xmlns:w10="urn:schemas-microsoft-com:office:word" xmlns:w="http://schemas.openxmlformats.org/wordprocessingml/2006/main" xmlns:w14="http://schemas.microsoft.com/office/word/2010/wordml" xmlns:w15="http://schemas.microsoft.com/office/word/2012/wordml" xmlns:wpg="http://schemas.microsoft.com/office/word/2010/wordprocessingGroup" xmlns:wpi="http://schemas.microsoft.com/office/word/2010/wordprocessingInk" xmlns:wne="http://schemas.microsoft.com/office/word/2006/wordml" xmlns:wps="http://schemas.microsoft.com/office/word/2010/wordprocessingShape" mc:Ignorable="w14 w15 wp14">
+<w:ftr xmlns:wpc="http://schemas.microsoft.com/office/word/2010/wordprocessingCanvas" xmlns:cx="http://schemas.microsoft.com/office/drawing/2014/chartex" xmlns:cx1="http://schemas.microsoft.com/office/drawing/2015/9/8/chartex" xmlns:cx2="http://schemas.microsoft.com/office/drawing/2015/10/21/chartex" xmlns:cx3="http://schemas.microsoft.com/office/drawing/2016/5/9/chartex" xmlns:cx4="http://schemas.microsoft.com/office/drawing/2016/5/10/chartex" xmlns:cx5="http://schemas.microsoft.com/office/drawing/2016/5/11/chartex" xmlns:cx6="http://schemas.microsoft.com/office/drawing/2016/5/12/chartex" xmlns:cx7="http://schemas.microsoft.com/office/drawing/2016/5/13/chartex" xmlns:cx8="http://schemas.microsoft.com/office/drawing/2016/5/14/chartex" xmlns:mc="http://schemas.openxmlformats.org/markup-compatibility/2006" xmlns:aink="http://schemas.microsoft.com/office/drawing/2016/ink" xmlns:am3d="http://schemas.microsoft.com/office/drawing/2017/model3d" xmlns:o="urn:schemas-microsoft-com:office:office" xmlns:r="http://schemas.openxmlformats.org/officeDocument/2006/relationships" xmlns:m="http://schemas.openxmlformats.org/officeDocument/2006/math" xmlns:v="urn:schemas-microsoft-com:vml" xmlns:wp14="http://schemas.microsoft.com/office/word/2010/wordprocessingDrawing" xmlns:wp="http://schemas.openxmlformats.org/drawingml/2006/wordprocessingDrawing" xmlns:w10="urn:schemas-microsoft-com:office:word" xmlns:w="http://schemas.openxmlformats.org/wordprocessingml/2006/main" xmlns:w14="http://schemas.microsoft.com/office/word/2010/wordml" xmlns:w15="http://schemas.microsoft.com/office/word/2012/wordml" xmlns:w16cex="http://schemas.microsoft.com/office/word/2018/wordml/cex" xmlns:w16cid="http://schemas.microsoft.com/office/word/2016/wordml/cid" xmlns:w16="http://schemas.microsoft.com/office/word/2018/wordml" xmlns:w16sdtdh="http://schemas.microsoft.com/office/word/2020/wordml/sdtdatahash" xmlns:w16se="http://schemas.microsoft.com/office/word/2015/wordml/symex" xmlns:wpg="http://schemas.microsoft.com/office/word/2010/wordprocessingGroup" xmlns:wpi="http://schemas.microsoft.com/office/word/2010/wordprocessingInk" xmlns:wne="http://schemas.microsoft.com/office/word/2006/wordml" xmlns:wps="http://schemas.microsoft.com/office/word/2010/wordprocessingShape" mc:Ignorable="w14 w15 w16se w16cid w16 w16cex w16sdtdh wp14">
   <w:p>
     <w:pPr>
       <w:pStyle w:val="af5"/>
@@ -16696,7 +16429,7 @@
 </file>
 
 <file path=word/footnotes.xml><?xml version="1.0" encoding="utf-8"?>
-<w:footnotes xmlns:wpc="http://schemas.microsoft.com/office/word/2010/wordprocessingCanvas" xmlns:mc="http://schemas.openxmlformats.org/markup-compatibility/2006" xmlns:o="urn:schemas-microsoft-com:office:office" xmlns:r="http://schemas.openxmlformats.org/officeDocument/2006/relationships" xmlns:m="http://schemas.openxmlformats.org/officeDocument/2006/math" xmlns:v="urn:schemas-microsoft-com:vml" xmlns:wp14="http://schemas.microsoft.com/office/word/2010/wordprocessingDrawing" xmlns:wp="http://schemas.openxmlformats.org/drawingml/2006/wordprocessingDrawing" xmlns:w10="urn:schemas-microsoft-com:office:word" xmlns:w="http://schemas.openxmlformats.org/wordprocessingml/2006/main" xmlns:w14="http://schemas.microsoft.com/office/word/2010/wordml" xmlns:w15="http://schemas.microsoft.com/office/word/2012/wordml" xmlns:wpg="http://schemas.microsoft.com/office/word/2010/wordprocessingGroup" xmlns:wpi="http://schemas.microsoft.com/office/word/2010/wordprocessingInk" xmlns:wne="http://schemas.microsoft.com/office/word/2006/wordml" xmlns:wps="http://schemas.microsoft.com/office/word/2010/wordprocessingShape" mc:Ignorable="w14 w15 wp14">
+<w:footnotes xmlns:wpc="http://schemas.microsoft.com/office/word/2010/wordprocessingCanvas" xmlns:cx="http://schemas.microsoft.com/office/drawing/2014/chartex" xmlns:cx1="http://schemas.microsoft.com/office/drawing/2015/9/8/chartex" xmlns:cx2="http://schemas.microsoft.com/office/drawing/2015/10/21/chartex" xmlns:cx3="http://schemas.microsoft.com/office/drawing/2016/5/9/chartex" xmlns:cx4="http://schemas.microsoft.com/office/drawing/2016/5/10/chartex" xmlns:cx5="http://schemas.microsoft.com/office/drawing/2016/5/11/chartex" xmlns:cx6="http://schemas.microsoft.com/office/drawing/2016/5/12/chartex" xmlns:cx7="http://schemas.microsoft.com/office/drawing/2016/5/13/chartex" xmlns:cx8="http://schemas.microsoft.com/office/drawing/2016/5/14/chartex" xmlns:mc="http://schemas.openxmlformats.org/markup-compatibility/2006" xmlns:aink="http://schemas.microsoft.com/office/drawing/2016/ink" xmlns:am3d="http://schemas.microsoft.com/office/drawing/2017/model3d" xmlns:o="urn:schemas-microsoft-com:office:office" xmlns:r="http://schemas.openxmlformats.org/officeDocument/2006/relationships" xmlns:m="http://schemas.openxmlformats.org/officeDocument/2006/math" xmlns:v="urn:schemas-microsoft-com:vml" xmlns:wp14="http://schemas.microsoft.com/office/word/2010/wordprocessingDrawing" xmlns:wp="http://schemas.openxmlformats.org/drawingml/2006/wordprocessingDrawing" xmlns:w10="urn:schemas-microsoft-com:office:word" xmlns:w="http://schemas.openxmlformats.org/wordprocessingml/2006/main" xmlns:w14="http://schemas.microsoft.com/office/word/2010/wordml" xmlns:w15="http://schemas.microsoft.com/office/word/2012/wordml" xmlns:w16cex="http://schemas.microsoft.com/office/word/2018/wordml/cex" xmlns:w16cid="http://schemas.microsoft.com/office/word/2016/wordml/cid" xmlns:w16="http://schemas.microsoft.com/office/word/2018/wordml" xmlns:w16sdtdh="http://schemas.microsoft.com/office/word/2020/wordml/sdtdatahash" xmlns:w16se="http://schemas.microsoft.com/office/word/2015/wordml/symex" xmlns:wpg="http://schemas.microsoft.com/office/word/2010/wordprocessingGroup" xmlns:wpi="http://schemas.microsoft.com/office/word/2010/wordprocessingInk" xmlns:wne="http://schemas.microsoft.com/office/word/2006/wordml" xmlns:wps="http://schemas.microsoft.com/office/word/2010/wordprocessingShape" mc:Ignorable="w14 w15 w16se w16cid w16 w16cex w16sdtdh wp14">
   <w:footnote w:type="separator" w:id="-1">
     <w:p>
       <w:r>
@@ -16715,7 +16448,7 @@
 </file>
 
 <file path=word/numbering.xml><?xml version="1.0" encoding="utf-8"?>
-<w:numbering xmlns:wpc="http://schemas.microsoft.com/office/word/2010/wordprocessingCanvas" xmlns:mc="http://schemas.openxmlformats.org/markup-compatibility/2006" xmlns:o="urn:schemas-microsoft-com:office:office" xmlns:r="http://schemas.openxmlformats.org/officeDocument/2006/relationships" xmlns:m="http://schemas.openxmlformats.org/officeDocument/2006/math" xmlns:v="urn:schemas-microsoft-com:vml" xmlns:wp14="http://schemas.microsoft.com/office/word/2010/wordprocessingDrawing" xmlns:wp="http://schemas.openxmlformats.org/drawingml/2006/wordprocessingDrawing" xmlns:w10="urn:schemas-microsoft-com:office:word" xmlns:w="http://schemas.openxmlformats.org/wordprocessingml/2006/main" xmlns:w14="http://schemas.microsoft.com/office/word/2010/wordml" xmlns:w15="http://schemas.microsoft.com/office/word/2012/wordml" xmlns:wpg="http://schemas.microsoft.com/office/word/2010/wordprocessingGroup" xmlns:wpi="http://schemas.microsoft.com/office/word/2010/wordprocessingInk" xmlns:wne="http://schemas.microsoft.com/office/word/2006/wordml" xmlns:wps="http://schemas.microsoft.com/office/word/2010/wordprocessingShape" mc:Ignorable="w14 w15 wp14">
+<w:numbering xmlns:wpc="http://schemas.microsoft.com/office/word/2010/wordprocessingCanvas" xmlns:cx="http://schemas.microsoft.com/office/drawing/2014/chartex" xmlns:cx1="http://schemas.microsoft.com/office/drawing/2015/9/8/chartex" xmlns:cx2="http://schemas.microsoft.com/office/drawing/2015/10/21/chartex" xmlns:cx3="http://schemas.microsoft.com/office/drawing/2016/5/9/chartex" xmlns:cx4="http://schemas.microsoft.com/office/drawing/2016/5/10/chartex" xmlns:cx5="http://schemas.microsoft.com/office/drawing/2016/5/11/chartex" xmlns:cx6="http://schemas.microsoft.com/office/drawing/2016/5/12/chartex" xmlns:cx7="http://schemas.microsoft.com/office/drawing/2016/5/13/chartex" xmlns:cx8="http://schemas.microsoft.com/office/drawing/2016/5/14/chartex" xmlns:mc="http://schemas.openxmlformats.org/markup-compatibility/2006" xmlns:aink="http://schemas.microsoft.com/office/drawing/2016/ink" xmlns:am3d="http://schemas.microsoft.com/office/drawing/2017/model3d" xmlns:o="urn:schemas-microsoft-com:office:office" xmlns:r="http://schemas.openxmlformats.org/officeDocument/2006/relationships" xmlns:m="http://schemas.openxmlformats.org/officeDocument/2006/math" xmlns:v="urn:schemas-microsoft-com:vml" xmlns:wp14="http://schemas.microsoft.com/office/word/2010/wordprocessingDrawing" xmlns:wp="http://schemas.openxmlformats.org/drawingml/2006/wordprocessingDrawing" xmlns:w10="urn:schemas-microsoft-com:office:word" xmlns:w="http://schemas.openxmlformats.org/wordprocessingml/2006/main" xmlns:w14="http://schemas.microsoft.com/office/word/2010/wordml" xmlns:w15="http://schemas.microsoft.com/office/word/2012/wordml" xmlns:w16cex="http://schemas.microsoft.com/office/word/2018/wordml/cex" xmlns:w16cid="http://schemas.microsoft.com/office/word/2016/wordml/cid" xmlns:w16="http://schemas.microsoft.com/office/word/2018/wordml" xmlns:w16sdtdh="http://schemas.microsoft.com/office/word/2020/wordml/sdtdatahash" xmlns:w16se="http://schemas.microsoft.com/office/word/2015/wordml/symex" xmlns:wpg="http://schemas.microsoft.com/office/word/2010/wordprocessingGroup" xmlns:wpi="http://schemas.microsoft.com/office/word/2010/wordprocessingInk" xmlns:wne="http://schemas.microsoft.com/office/word/2006/wordml" xmlns:wps="http://schemas.microsoft.com/office/word/2010/wordprocessingShape" mc:Ignorable="w14 w15 w16se w16cid w16 w16cex w16sdtdh wp14">
   <w:abstractNum w:abstractNumId="0" w15:restartNumberingAfterBreak="0">
     <w:nsid w:val="03311494"/>
     <w:multiLevelType w:val="multilevel"/>
@@ -20052,7 +19785,7 @@
 </file>
 
 <file path=word/styles.xml><?xml version="1.0" encoding="utf-8"?>
-<w:styles xmlns:mc="http://schemas.openxmlformats.org/markup-compatibility/2006" xmlns:r="http://schemas.openxmlformats.org/officeDocument/2006/relationships" xmlns:w="http://schemas.openxmlformats.org/wordprocessingml/2006/main" xmlns:w14="http://schemas.microsoft.com/office/word/2010/wordml" xmlns:w15="http://schemas.microsoft.com/office/word/2012/wordml" mc:Ignorable="w14 w15">
+<w:styles xmlns:mc="http://schemas.openxmlformats.org/markup-compatibility/2006" xmlns:r="http://schemas.openxmlformats.org/officeDocument/2006/relationships" xmlns:w="http://schemas.openxmlformats.org/wordprocessingml/2006/main" xmlns:w14="http://schemas.microsoft.com/office/word/2010/wordml" xmlns:w15="http://schemas.microsoft.com/office/word/2012/wordml" xmlns:w16cex="http://schemas.microsoft.com/office/word/2018/wordml/cex" xmlns:w16cid="http://schemas.microsoft.com/office/word/2016/wordml/cid" xmlns:w16="http://schemas.microsoft.com/office/word/2018/wordml" xmlns:w16sdtdh="http://schemas.microsoft.com/office/word/2020/wordml/sdtdatahash" xmlns:w16se="http://schemas.microsoft.com/office/word/2015/wordml/symex" mc:Ignorable="w14 w15 w16se w16cid w16 w16cex w16sdtdh">
   <w:docDefaults>
     <w:rPrDefault>
       <w:rPr>
@@ -20069,7 +19802,7 @@
       </w:pPr>
     </w:pPrDefault>
   </w:docDefaults>
-  <w:latentStyles w:defLockedState="0" w:defUIPriority="99" w:defSemiHidden="0" w:defUnhideWhenUsed="0" w:defQFormat="0" w:count="371">
+  <w:latentStyles w:defLockedState="0" w:defUIPriority="99" w:defSemiHidden="0" w:defUnhideWhenUsed="0" w:defQFormat="0" w:count="376">
     <w:lsdException w:name="Normal" w:uiPriority="0" w:qFormat="1"/>
     <w:lsdException w:name="heading 1" w:uiPriority="9" w:qFormat="1"/>
     <w:lsdException w:name="heading 2" w:semiHidden="1" w:uiPriority="9" w:unhideWhenUsed="1" w:qFormat="1"/>
@@ -20175,7 +19908,6 @@
     <w:lsdException w:name="HTML Sample" w:semiHidden="1" w:unhideWhenUsed="1"/>
     <w:lsdException w:name="HTML Typewriter" w:semiHidden="1" w:unhideWhenUsed="1"/>
     <w:lsdException w:name="HTML Variable" w:semiHidden="1" w:unhideWhenUsed="1"/>
-    <w:lsdException w:name="Normal Table" w:semiHidden="1" w:unhideWhenUsed="1"/>
     <w:lsdException w:name="annotation subject" w:semiHidden="1" w:unhideWhenUsed="1"/>
     <w:lsdException w:name="No List" w:semiHidden="1" w:unhideWhenUsed="1"/>
     <w:lsdException w:name="Outline List 1" w:semiHidden="1" w:unhideWhenUsed="1"/>
@@ -20218,11 +19950,8 @@
     <w:lsdException w:name="Table Contemporary" w:semiHidden="1" w:unhideWhenUsed="1"/>
     <w:lsdException w:name="Table Elegant" w:semiHidden="1" w:unhideWhenUsed="1"/>
     <w:lsdException w:name="Table Professional" w:semiHidden="1" w:unhideWhenUsed="1"/>
-    <w:lsdException w:name="Table Subtle 1" w:semiHidden="1" w:unhideWhenUsed="1"/>
     <w:lsdException w:name="Table Subtle 2" w:semiHidden="1" w:unhideWhenUsed="1"/>
     <w:lsdException w:name="Table Web 1" w:semiHidden="1" w:unhideWhenUsed="1"/>
-    <w:lsdException w:name="Table Web 2" w:semiHidden="1" w:unhideWhenUsed="1"/>
-    <w:lsdException w:name="Table Web 3" w:semiHidden="1" w:unhideWhenUsed="1"/>
     <w:lsdException w:name="Balloon Text" w:semiHidden="1" w:unhideWhenUsed="1"/>
     <w:lsdException w:name="Table Grid" w:uiPriority="39"/>
     <w:lsdException w:name="Table Theme" w:semiHidden="1" w:unhideWhenUsed="1"/>
@@ -20441,6 +20170,11 @@
     <w:lsdException w:name="List Table 5 Dark Accent 6" w:uiPriority="50"/>
     <w:lsdException w:name="List Table 6 Colorful Accent 6" w:uiPriority="51"/>
     <w:lsdException w:name="List Table 7 Colorful Accent 6" w:uiPriority="52"/>
+    <w:lsdException w:name="Mention" w:semiHidden="1" w:unhideWhenUsed="1"/>
+    <w:lsdException w:name="Smart Hyperlink" w:semiHidden="1" w:unhideWhenUsed="1"/>
+    <w:lsdException w:name="Hashtag" w:semiHidden="1" w:unhideWhenUsed="1"/>
+    <w:lsdException w:name="Unresolved Mention" w:semiHidden="1" w:unhideWhenUsed="1"/>
+    <w:lsdException w:name="Smart Link" w:semiHidden="1" w:unhideWhenUsed="1"/>
   </w:latentStyles>
   <w:style w:type="paragraph" w:default="1" w:styleId="a">
     <w:name w:val="Normal"/>
